--- a/generated/sources/internal_comms/store_visit_reports/2026-10-09_SHA01_巡店报告_赵磊.docx
+++ b/generated/sources/internal_comms/store_visit_reports/2026-10-09_SHA01_巡店报告_赵磊.docx
@@ -196,7 +196,7 @@
           </w:tcPr>
           <w:p>
             <w:r>
-              <w:t>POLARIS橱窗效果很好，很多客人拍照</w:t>
+              <w:t>ASTRA橱窗效果很好，很多客人拍照</w:t>
             </w:r>
           </w:p>
         </w:tc>
@@ -228,7 +228,7 @@
           </w:tcPr>
           <w:p>
             <w:r>
-              <w:t>POLARIS CAPE 白色 M/L 断码；ILVARO粉色已售罄（仅剩1件样衣）</w:t>
+              <w:t>ASTRA CAPE 白色 M/L 断码；IRIDIA粉色已售罄（仅剩1件样衣）</w:t>
             </w:r>
           </w:p>
         </w:tc>
@@ -322,7 +322,7 @@
           </w:tcPr>
           <w:p>
             <w:r>
-              <w:t>TIB退货堆在后仓，等待质检通知</w:t>
+              <w:t>VEL退货堆在后仓，等待质检通知</w:t>
             </w:r>
           </w:p>
         </w:tc>
@@ -398,7 +398,7 @@
     </w:p>
     <w:p>
       <w:r>
-        <w:t>国庆黄金周期间（10/1-10/7）客流明显提升，外地游客多，试穿多成交率一般。POLARIS系列表现突出，CAPE白色基本卖空，客人愿意等货，建议总部考虑追加。ILVARO粉色受明星同款影响，10月3日左右售罄，目前登记等货客人30余位。TIB拉链问题9月底开始出现退货，上周一共约15件，10月5日才收到总部通知，门店之前按“质量问题”录入，需要更正。ARNEB有客人反映偏大，建议小一码。</w:t>
+        <w:t>国庆黄金周期间（10/1-10/7）客流明显提升，外地游客多，试穿多成交率一般。ASTRA系列表现突出，CAPE白色基本卖空，客人愿意等货，建议总部考虑追加。IRIDIA粉色受明星同款影响，10月3日左右售罄，目前登记等货客人30余位。VEL拉链问题9月底开始出现退货，上周一共约15件，10月5日才收到总部通知，门店之前按“质量问题”录入，需要更正。ARTEM有客人反映偏大，建议小一码。</w:t>
       </w:r>
     </w:p>
     <w:p>
@@ -411,17 +411,17 @@
     </w:p>
     <w:p>
       <w:r>
-        <w:t>1. POLARIS CAPE 追单申请　负责人：赵磊/孙怡雯　时间：10/12</w:t>
+        <w:t>1. ASTRA CAPE 追单申请　负责人：赵磊/孙怡雯　时间：10/12</w:t>
       </w:r>
     </w:p>
     <w:p>
       <w:r>
-        <w:t>2. TIB退货原因代码更正为DEF　负责人：陈浩　时间：10/10</w:t>
+        <w:t>2. VEL退货原因代码更正为DEF　负责人：陈浩　时间：10/10</w:t>
       </w:r>
     </w:p>
     <w:p>
       <w:r>
-        <w:t>3. 粉色ILVARO等货名单整理，到货优先通知VIC　负责人：王静　时间：持续</w:t>
+        <w:t>3. 粉色IRIDIA等货名单整理，到货优先通知VIC　负责人：王静　时间：持续</w:t>
       </w:r>
     </w:p>
     <w:sectPr>
